--- a/paper/qims_manuscript_masked.docx
+++ b/paper/qims_manuscript_masked.docx
@@ -639,17 +639,7 @@
         <w:t xml:space="preserve"> </w:t>
       </w:r>
       <w:r>
-        <w:t xml:space="preserve">computationally (5).</w:t>
-      </w:r>
-      <w:r>
-        <w:t xml:space="preserve"> </w:t>
-      </w:r>
-      <w:r>
-        <w:rPr>
-          <w:b/>
-          <w:bCs/>
-        </w:rPr>
-        <w:t xml:space="preserve">This paper claims none of that as new.</w:t>
+        <w:t xml:space="preserve">computationally (5). This paper claims none of that as new.</w:t>
       </w:r>
     </w:p>
     <w:p>
@@ -943,7 +933,13 @@
           <w:i/>
           <w:iCs/>
         </w:rPr>
-        <w:t xml:space="preserve">R_y</w:t>
+        <w:t xml:space="preserve">R</w:t>
+      </w:r>
+      <w:r>
+        <w:rPr>
+          <w:vertAlign w:val="subscript"/>
+        </w:rPr>
+        <w:t xml:space="preserve">y</w:t>
       </w:r>
       <w:r>
         <w:t xml:space="preserve">(θ)·</w:t>
@@ -953,7 +949,13 @@
           <w:i/>
           <w:iCs/>
         </w:rPr>
-        <w:t xml:space="preserve">R_x</w:t>
+        <w:t xml:space="preserve">R</w:t>
+      </w:r>
+      <w:r>
+        <w:rPr>
+          <w:vertAlign w:val="subscript"/>
+        </w:rPr>
+        <w:t xml:space="preserve">x</w:t>
       </w:r>
       <w:r>
         <w:t xml:space="preserve">(φ)·</w:t>
@@ -963,7 +965,13 @@
           <w:i/>
           <w:iCs/>
         </w:rPr>
-        <w:t xml:space="preserve">R_z</w:t>
+        <w:t xml:space="preserve">R</w:t>
+      </w:r>
+      <w:r>
+        <w:rPr>
+          <w:vertAlign w:val="subscript"/>
+        </w:rPr>
+        <w:t xml:space="preserve">z</w:t>
       </w:r>
       <w:r>
         <w:t xml:space="preserve">(ψ), being</w:t>
@@ -1009,7 +1017,16 @@
         <w:t xml:space="preserve">e</w:t>
       </w:r>
       <w:r>
-        <w:t xml:space="preserve">_z =</w:t>
+        <w:rPr>
+          <w:vertAlign w:val="subscript"/>
+        </w:rPr>
+        <w:t xml:space="preserve">z</w:t>
+      </w:r>
+      <w:r>
+        <w:t xml:space="preserve"> </w:t>
+      </w:r>
+      <w:r>
+        <w:t xml:space="preserve">=</w:t>
       </w:r>
       <w:r>
         <w:t xml:space="preserve"> </w:t>
@@ -1019,7 +1036,13 @@
           <w:i/>
           <w:iCs/>
         </w:rPr>
-        <w:t xml:space="preserve">R_y</w:t>
+        <w:t xml:space="preserve">R</w:t>
+      </w:r>
+      <w:r>
+        <w:rPr>
+          <w:vertAlign w:val="subscript"/>
+        </w:rPr>
+        <w:t xml:space="preserve">y</w:t>
       </w:r>
       <w:r>
         <w:t xml:space="preserve">·</w:t>
@@ -1029,7 +1052,13 @@
           <w:i/>
           <w:iCs/>
         </w:rPr>
-        <w:t xml:space="preserve">R_x</w:t>
+        <w:t xml:space="preserve">R</w:t>
+      </w:r>
+      <w:r>
+        <w:rPr>
+          <w:vertAlign w:val="subscript"/>
+        </w:rPr>
+        <w:t xml:space="preserve">x</w:t>
       </w:r>
       <w:r>
         <w:t xml:space="preserve">·</w:t>
@@ -1042,51 +1071,25 @@
         <w:t xml:space="preserve">e</w:t>
       </w:r>
       <w:r>
-        <w:t xml:space="preserve">_z:</w:t>
-      </w:r>
-      <w:r>
-        <w:t xml:space="preserve"> </w:t>
-      </w:r>
-      <w:r>
-        <w:rPr>
-          <w:b/>
-          <w:bCs/>
-        </w:rPr>
-        <w:t xml:space="preserve">the endplate normal,</w:t>
-      </w:r>
-      <w:r>
-        <w:rPr>
-          <w:b/>
-          <w:bCs/>
-        </w:rPr>
-        <w:t xml:space="preserve"> </w:t>
-      </w:r>
-      <w:r>
-        <w:rPr>
-          <w:b/>
-          <w:bCs/>
-        </w:rPr>
+        <w:rPr>
+          <w:vertAlign w:val="subscript"/>
+        </w:rPr>
+        <w:t xml:space="preserve">z</w:t>
+      </w:r>
+      <w:r>
+        <w:t xml:space="preserve">: the endplate normal,</w:t>
+      </w:r>
+      <w:r>
+        <w:t xml:space="preserve"> </w:t>
+      </w:r>
+      <w:r>
         <w:t xml:space="preserve">and therefore every three-dimensional angle reported here, is independent of</w:t>
       </w:r>
       <w:r>
-        <w:rPr>
-          <w:b/>
-          <w:bCs/>
-        </w:rPr>
-        <w:t xml:space="preserve"> </w:t>
-      </w:r>
-      <w:r>
-        <w:rPr>
-          <w:b/>
-          <w:bCs/>
-        </w:rPr>
-        <w:t xml:space="preserve">axial rotation.</w:t>
-      </w:r>
-      <w:r>
-        <w:t xml:space="preserve"> </w:t>
-      </w:r>
-      <w:r>
-        <w:t xml:space="preserve">The endplate’s lateral and antero-posterior directions,</w:t>
+        <w:t xml:space="preserve"> </w:t>
+      </w:r>
+      <w:r>
+        <w:t xml:space="preserve">axial rotation. The endplate’s lateral and antero-posterior directions,</w:t>
       </w:r>
       <w:r>
         <w:t xml:space="preserve"> </w:t>
@@ -1186,17 +1189,7 @@
         <w:pStyle w:val="FirstParagraph"/>
       </w:pPr>
       <w:r>
-        <w:rPr>
-          <w:b/>
-          <w:bCs/>
-        </w:rPr>
-        <w:t xml:space="preserve">Figure 1</w:t>
-      </w:r>
-      <w:r>
-        <w:t xml:space="preserve"> </w:t>
-      </w:r>
-      <w:r>
-        <w:t xml:space="preserve">shows what this amounts to on a film: the four corners a detector</w:t>
+        <w:t xml:space="preserve">Figure 1 shows what this amounts to on a film: the four corners a detector</w:t>
       </w:r>
       <w:r>
         <w:t xml:space="preserve"> </w:t>
@@ -1346,20 +1339,7 @@
         <w:t xml:space="preserve"> </w:t>
       </w:r>
       <w:r>
-        <w:t xml:space="preserve">stated.</w:t>
-      </w:r>
-      <w:r>
-        <w:t xml:space="preserve"> </w:t>
-      </w:r>
-      <w:r>
-        <w:rPr>
-          <w:b/>
-          <w:bCs/>
-        </w:rPr>
-        <w:t xml:space="preserve">The maximum over all planes is degenerate</w:t>
-      </w:r>
-      <w:r>
-        <w:t xml:space="preserve">: for any two</w:t>
+        <w:t xml:space="preserve">stated. The maximum over all planes is degenerate: for any two</w:t>
       </w:r>
       <w:r>
         <w:t xml:space="preserve"> </w:t>
@@ -1553,23 +1533,7 @@
         <w:t xml:space="preserve"> </w:t>
       </w:r>
       <w:r>
-        <w:t xml:space="preserve">measured spectrum.</w:t>
-      </w:r>
-      <w:r>
-        <w:t xml:space="preserve"> </w:t>
-      </w:r>
-      <w:r>
-        <w:rPr>
-          <w:b/>
-          <w:bCs/>
-        </w:rPr>
-        <w:t xml:space="preserve">No result in this paper is measured from it.</w:t>
-      </w:r>
-      <w:r>
-        <w:t xml:space="preserve"> </w:t>
-      </w:r>
-      <w:r>
-        <w:t xml:space="preserve">It is</w:t>
+        <w:t xml:space="preserve">measured spectrum. No result in this paper is measured from it. It is</w:t>
       </w:r>
       <w:r>
         <w:t xml:space="preserve"> </w:t>
@@ -1819,23 +1783,7 @@
         <w:pStyle w:val="FirstParagraph"/>
       </w:pPr>
       <w:r>
-        <w:t xml:space="preserve">Landmark detection from radiographic pixels was</w:t>
-      </w:r>
-      <w:r>
-        <w:t xml:space="preserve"> </w:t>
-      </w:r>
-      <w:r>
-        <w:rPr>
-          <w:b/>
-          <w:bCs/>
-        </w:rPr>
-        <w:t xml:space="preserve">not</w:t>
-      </w:r>
-      <w:r>
-        <w:t xml:space="preserve"> </w:t>
-      </w:r>
-      <w:r>
-        <w:t xml:space="preserve">evaluated. Landmarks</w:t>
+        <w:t xml:space="preserve">Landmark detection from radiographic pixels was not evaluated. Landmarks</w:t>
       </w:r>
       <w:r>
         <w:t xml:space="preserve"> </w:t>
@@ -2040,30 +1988,7 @@
         <w:pStyle w:val="BodyText"/>
       </w:pPr>
       <w:r>
-        <w:rPr>
-          <w:b/>
-          <w:bCs/>
-        </w:rPr>
-        <w:t xml:space="preserve">Table 1</w:t>
-      </w:r>
-      <w:r>
-        <w:t xml:space="preserve"> </w:t>
-      </w:r>
-      <w:r>
-        <w:t xml:space="preserve">and</w:t>
-      </w:r>
-      <w:r>
-        <w:t xml:space="preserve"> </w:t>
-      </w:r>
-      <w:r>
-        <w:rPr>
-          <w:b/>
-          <w:bCs/>
-        </w:rPr>
-        <w:t xml:space="preserve">Figure 2a</w:t>
-      </w:r>
-      <w:r>
-        <w:t xml:space="preserve">.</w:t>
+        <w:t xml:space="preserve">Table 1 and Figure 2a.</w:t>
       </w:r>
     </w:p>
     <w:bookmarkEnd w:id="23"/>
@@ -2479,17 +2404,7 @@
         <w:pStyle w:val="BodyText"/>
       </w:pPr>
       <w:r>
-        <w:t xml:space="preserve">Degrees of endplate-normal error.</w:t>
-      </w:r>
-      <w:r>
-        <w:t xml:space="preserve"> </w:t>
-      </w:r>
-      <w:r>
-        <w:rPr>
-          <w:b/>
-          <w:bCs/>
-        </w:rPr>
-        <w:t xml:space="preserve">Figure 2b.</w:t>
+        <w:t xml:space="preserve">Degrees of endplate-normal error. Figure 2b.</w:t>
       </w:r>
     </w:p>
     <w:p>
@@ -2515,34 +2430,13 @@
         <w:t xml:space="preserve"> </w:t>
       </w:r>
       <w:r>
-        <w:t xml:space="preserve">2.1–3.0 mm lumbosacral and 2.4–4.3 mm thoracic (19,20,21), so</w:t>
-      </w:r>
-      <w:r>
-        <w:t xml:space="preserve"> </w:t>
-      </w:r>
-      <w:r>
-        <w:rPr>
-          <w:b/>
-          <w:bCs/>
-        </w:rPr>
-        <w:t xml:space="preserve">a</w:t>
-      </w:r>
-      <w:r>
-        <w:rPr>
-          <w:b/>
-          <w:bCs/>
-        </w:rPr>
-        <w:t xml:space="preserve"> </w:t>
-      </w:r>
-      <w:r>
-        <w:rPr>
-          <w:b/>
-          <w:bCs/>
-        </w:rPr>
-        <w:t xml:space="preserve">millimetre is a target rather than a current capability</w:t>
-      </w:r>
-      <w:r>
-        <w:t xml:space="preserve">. At 3 mm — the thoracic spine as</w:t>
+        <w:t xml:space="preserve">2.1–3.0 mm lumbosacral and 2.4–4.3 mm thoracic (19,20,21), so a</w:t>
+      </w:r>
+      <w:r>
+        <w:t xml:space="preserve"> </w:t>
+      </w:r>
+      <w:r>
+        <w:t xml:space="preserve">millimetre is a target rather than a current capability. At 3 mm — the thoracic spine as</w:t>
       </w:r>
       <w:r>
         <w:t xml:space="preserve"> </w:t>
@@ -2596,33 +2490,7 @@
         <w:t xml:space="preserve"> </w:t>
       </w:r>
       <w:r>
-        <w:t xml:space="preserve">does not matter.</w:t>
-      </w:r>
-      <w:r>
-        <w:t xml:space="preserve"> </w:t>
-      </w:r>
-      <w:r>
-        <w:rPr>
-          <w:b/>
-          <w:bCs/>
-        </w:rPr>
-        <w:t xml:space="preserve">Figure 2c</w:t>
-      </w:r>
-      <w:r>
-        <w:t xml:space="preserve">,</w:t>
-      </w:r>
-      <w:r>
-        <w:t xml:space="preserve"> </w:t>
-      </w:r>
-      <w:r>
-        <w:rPr>
-          <w:b/>
-          <w:bCs/>
-        </w:rPr>
-        <w:t xml:space="preserve">Table 2</w:t>
-      </w:r>
-      <w:r>
-        <w:t xml:space="preserve">.</w:t>
+        <w:t xml:space="preserve">does not matter. Figure 2c, Table 2.</w:t>
       </w:r>
     </w:p>
     <w:tbl>
@@ -3350,10 +3218,6 @@
         <w:pStyle w:val="BodyText"/>
       </w:pPr>
       <w:r>
-        <w:rPr>
-          <w:b/>
-          <w:bCs/>
-        </w:rPr>
         <w:t xml:space="preserve">Figure 3.</w:t>
       </w:r>
     </w:p>
@@ -3871,20 +3735,7 @@
         <w:pStyle w:val="FirstParagraph"/>
       </w:pPr>
       <w:r>
-        <w:t xml:space="preserve">Medians across the 28 spines of the</w:t>
-      </w:r>
-      <w:r>
-        <w:t xml:space="preserve"> </w:t>
-      </w:r>
-      <w:r>
-        <w:rPr>
-          <w:b/>
-          <w:bCs/>
-        </w:rPr>
-        <w:t xml:space="preserve">worst vertebra in each spine</w:t>
-      </w:r>
-      <w:r>
-        <w:t xml:space="preserve">, with</w:t>
+        <w:t xml:space="preserve">Medians across the 28 spines of the worst vertebra in each spine, with</w:t>
       </w:r>
       <w:r>
         <w:t xml:space="preserve"> </w:t>
@@ -4225,29 +4076,61 @@
         <w:t xml:space="preserve"> </w:t>
       </w:r>
       <w:r>
-        <w:t xml:space="preserve">At 20° of axial rotation the same comparison gives 4.5° (</w:t>
-      </w:r>
+        <w:t xml:space="preserve">At 20° of axial rotation the same comparison gives 4.5° (Figure 5). Treating a long film</w:t>
+      </w:r>
+      <w:r>
+        <w:t xml:space="preserve"> </w:t>
+      </w:r>
+      <w:r>
+        <w:t xml:space="preserve">as a parallel projection is an identity, not an approximation, until the spine</w:t>
+      </w:r>
+      <w:r>
+        <w:t xml:space="preserve"> </w:t>
+      </w:r>
+      <w:r>
+        <w:t xml:space="preserve">rotates.</w:t>
+      </w:r>
+    </w:p>
+    <w:p>
+      <w:pPr>
+        <w:pStyle w:val="BodyText"/>
+      </w:pPr>
       <w:r>
         <w:rPr>
           <w:b/>
           <w:bCs/>
         </w:rPr>
-        <w:t xml:space="preserve">Figure 5</w:t>
-      </w:r>
-      <w:r>
-        <w:t xml:space="preserve">). Treating a long film</w:t>
-      </w:r>
-      <w:r>
-        <w:t xml:space="preserve"> </w:t>
-      </w:r>
-      <w:r>
-        <w:t xml:space="preserve">as a parallel projection is an identity, not an approximation, until the spine</w:t>
-      </w:r>
-      <w:r>
-        <w:t xml:space="preserve"> </w:t>
-      </w:r>
-      <w:r>
-        <w:t xml:space="preserve">rotates.</w:t>
+        <w:t xml:space="preserve">Lateral films under-read kyphosis in scoliosis.</w:t>
+      </w:r>
+      <w:r>
+        <w:t xml:space="preserve"> </w:t>
+      </w:r>
+      <w:r>
+        <w:t xml:space="preserve">Coronal tilt swings the</w:t>
+      </w:r>
+      <w:r>
+        <w:t xml:space="preserve"> </w:t>
+      </w:r>
+      <w:r>
+        <w:t xml:space="preserve">body’s antero-posterior axis out of the sagittal plane, so the</w:t>
+      </w:r>
+      <w:r>
+        <w:t xml:space="preserve"> </w:t>
+      </w:r>
+      <w:r>
+        <w:t xml:space="preserve">anterior-to-posterior chord is not the sagittal trace of the endplate. On</w:t>
+      </w:r>
+      <w:r>
+        <w:t xml:space="preserve"> </w:t>
+      </w:r>
+      <w:r>
+        <w:t xml:space="preserve">phantoms the T1–T12 sagittal angle was under-read by 0.0°, 1.7°, 3.5° and 8.0°</w:t>
+      </w:r>
+      <w:r>
+        <w:t xml:space="preserve"> </w:t>
+      </w:r>
+      <w:r>
+        <w:t xml:space="preserve">at main thoracic curves of 0°, 25°, 50° and 75°. Figure 6.</w:t>
       </w:r>
     </w:p>
     <w:p>
@@ -4259,58 +4142,6 @@
           <w:b/>
           <w:bCs/>
         </w:rPr>
-        <w:t xml:space="preserve">Lateral films under-read kyphosis in scoliosis.</w:t>
-      </w:r>
-      <w:r>
-        <w:t xml:space="preserve"> </w:t>
-      </w:r>
-      <w:r>
-        <w:t xml:space="preserve">Coronal tilt swings the</w:t>
-      </w:r>
-      <w:r>
-        <w:t xml:space="preserve"> </w:t>
-      </w:r>
-      <w:r>
-        <w:t xml:space="preserve">body’s antero-posterior axis out of the sagittal plane, so the</w:t>
-      </w:r>
-      <w:r>
-        <w:t xml:space="preserve"> </w:t>
-      </w:r>
-      <w:r>
-        <w:t xml:space="preserve">anterior-to-posterior chord is not the sagittal trace of the endplate. On</w:t>
-      </w:r>
-      <w:r>
-        <w:t xml:space="preserve"> </w:t>
-      </w:r>
-      <w:r>
-        <w:t xml:space="preserve">phantoms the T1–T12 sagittal angle was under-read by 0.0°, 1.7°, 3.5° and 8.0°</w:t>
-      </w:r>
-      <w:r>
-        <w:t xml:space="preserve"> </w:t>
-      </w:r>
-      <w:r>
-        <w:t xml:space="preserve">at main thoracic curves of 0°, 25°, 50° and 75°.</w:t>
-      </w:r>
-      <w:r>
-        <w:t xml:space="preserve"> </w:t>
-      </w:r>
-      <w:r>
-        <w:rPr>
-          <w:b/>
-          <w:bCs/>
-        </w:rPr>
-        <w:t xml:space="preserve">Figure 6.</w:t>
-      </w:r>
-    </w:p>
-    <w:p>
-      <w:pPr>
-        <w:pStyle w:val="BodyText"/>
-      </w:pPr>
-      <w:r>
-        <w:rPr>
-          <w:b/>
-          <w:bCs/>
-        </w:rPr>
         <w:t xml:space="preserve">Uncertainty decomposition.</w:t>
       </w:r>
       <w:r>
@@ -4341,17 +4172,7 @@
         <w:t xml:space="preserve"> </w:t>
       </w:r>
       <w:r>
-        <w:t xml:space="preserve">vertebra ends a curve (23).</w:t>
-      </w:r>
-      <w:r>
-        <w:t xml:space="preserve"> </w:t>
-      </w:r>
-      <w:r>
-        <w:rPr>
-          <w:b/>
-          <w:bCs/>
-        </w:rPr>
-        <w:t xml:space="preserve">Figure 7.</w:t>
+        <w:t xml:space="preserve">vertebra ends a curve (23). Figure 7.</w:t>
       </w:r>
     </w:p>
     <w:p>
@@ -4693,34 +4514,13 @@
         <w:t xml:space="preserve"> </w:t>
       </w:r>
       <w:r>
-        <w:t xml:space="preserve">curvature reversal was developed alongside this work and is</w:t>
-      </w:r>
-      <w:r>
-        <w:t xml:space="preserve"> </w:t>
-      </w:r>
-      <w:r>
-        <w:rPr>
-          <w:b/>
-          <w:bCs/>
-        </w:rPr>
-        <w:t xml:space="preserve">deliberately</w:t>
-      </w:r>
-      <w:r>
-        <w:rPr>
-          <w:b/>
-          <w:bCs/>
-        </w:rPr>
-        <w:t xml:space="preserve"> </w:t>
-      </w:r>
-      <w:r>
-        <w:rPr>
-          <w:b/>
-          <w:bCs/>
-        </w:rPr>
-        <w:t xml:space="preserve">held for a separate report</w:t>
-      </w:r>
-      <w:r>
-        <w:t xml:space="preserve">. It is correct in every phantom case tested with</w:t>
+        <w:t xml:space="preserve">curvature reversal was developed alongside this work and is deliberately</w:t>
+      </w:r>
+      <w:r>
+        <w:t xml:space="preserve"> </w:t>
+      </w:r>
+      <w:r>
+        <w:t xml:space="preserve">held for a separate report. It is correct in every phantom case tested with</w:t>
       </w:r>
       <w:r>
         <w:t xml:space="preserve"> </w:t>
